--- a/Documents/StudyQuest Windows Testing Report v3_1.docx
+++ b/Documents/StudyQuest Windows Testing Report v3_1.docx
@@ -1310,19 +1310,7 @@
         <w:t xml:space="preserve"> </w:t>
       </w:r>
       <w:r>
-        <w:t>relaunch. The backend suite still has expected-failure</w:t>
-      </w:r>
-      <w:r>
-        <w:t xml:space="preserve"> </w:t>
-      </w:r>
-      <w:r>
-        <w:t xml:space="preserve">cases that document known gaps instead of unexpected </w:t>
-      </w:r>
-      <w:r>
-        <w:t>failures</w:t>
-      </w:r>
-      <w:r>
-        <w:t>.</w:t>
+        <w:t>relaunch.</w:t>
       </w:r>
     </w:p>
     <w:sectPr>
